--- a/2 курс/Математика/Михайлов ИР З-22ПИ.docx
+++ b/2 курс/Математика/Михайлов ИР З-22ПИ.docx
@@ -138,6 +138,7 @@
         <w:rPr>
           <w:color w:val="000000" w:themeColor="text1"/>
           <w:sz w:val="22"/>
+          <w:u w:val="single"/>
         </w:rPr>
         <w:t>Математика</w:t>
       </w:r>
@@ -145,6 +146,143 @@
         <w:rPr>
           <w:color w:val="000000" w:themeColor="text1"/>
           <w:sz w:val="22"/>
+          <w:u w:val="single"/>
+        </w:rPr>
+        <w:softHyphen/>
+      </w:r>
+      <w:r>
+        <w:rPr>
+          <w:color w:val="000000" w:themeColor="text1"/>
+          <w:sz w:val="22"/>
+          <w:u w:val="single"/>
+        </w:rPr>
+        <w:softHyphen/>
+      </w:r>
+      <w:r>
+        <w:rPr>
+          <w:color w:val="000000" w:themeColor="text1"/>
+          <w:sz w:val="22"/>
+          <w:u w:val="single"/>
+        </w:rPr>
+        <w:softHyphen/>
+      </w:r>
+      <w:r>
+        <w:rPr>
+          <w:color w:val="000000" w:themeColor="text1"/>
+          <w:sz w:val="22"/>
+          <w:u w:val="single"/>
+        </w:rPr>
+        <w:softHyphen/>
+      </w:r>
+      <w:r>
+        <w:rPr>
+          <w:color w:val="000000" w:themeColor="text1"/>
+          <w:sz w:val="22"/>
+          <w:u w:val="single"/>
+        </w:rPr>
+        <w:softHyphen/>
+      </w:r>
+      <w:r>
+        <w:rPr>
+          <w:color w:val="000000" w:themeColor="text1"/>
+          <w:sz w:val="22"/>
+          <w:u w:val="single"/>
+        </w:rPr>
+        <w:softHyphen/>
+      </w:r>
+      <w:r>
+        <w:rPr>
+          <w:color w:val="000000" w:themeColor="text1"/>
+          <w:sz w:val="22"/>
+          <w:u w:val="single"/>
+        </w:rPr>
+        <w:softHyphen/>
+      </w:r>
+      <w:r>
+        <w:rPr>
+          <w:color w:val="000000" w:themeColor="text1"/>
+          <w:sz w:val="22"/>
+          <w:u w:val="single"/>
+        </w:rPr>
+        <w:softHyphen/>
+      </w:r>
+      <w:r>
+        <w:rPr>
+          <w:color w:val="000000" w:themeColor="text1"/>
+          <w:sz w:val="22"/>
+          <w:u w:val="single"/>
+        </w:rPr>
+        <w:softHyphen/>
+      </w:r>
+      <w:r>
+        <w:rPr>
+          <w:color w:val="000000" w:themeColor="text1"/>
+          <w:sz w:val="22"/>
+          <w:u w:val="single"/>
+        </w:rPr>
+        <w:softHyphen/>
+      </w:r>
+      <w:r>
+        <w:rPr>
+          <w:color w:val="000000" w:themeColor="text1"/>
+          <w:sz w:val="22"/>
+          <w:u w:val="single"/>
+        </w:rPr>
+        <w:softHyphen/>
+      </w:r>
+      <w:r>
+        <w:rPr>
+          <w:color w:val="000000" w:themeColor="text1"/>
+          <w:sz w:val="22"/>
+          <w:u w:val="single"/>
+        </w:rPr>
+        <w:softHyphen/>
+      </w:r>
+      <w:r>
+        <w:rPr>
+          <w:color w:val="000000" w:themeColor="text1"/>
+          <w:sz w:val="22"/>
+          <w:u w:val="single"/>
+        </w:rPr>
+        <w:softHyphen/>
+      </w:r>
+      <w:r>
+        <w:rPr>
+          <w:color w:val="000000" w:themeColor="text1"/>
+          <w:sz w:val="22"/>
+          <w:u w:val="single"/>
+        </w:rPr>
+        <w:softHyphen/>
+      </w:r>
+      <w:r>
+        <w:rPr>
+          <w:color w:val="000000" w:themeColor="text1"/>
+          <w:sz w:val="22"/>
+          <w:u w:val="single"/>
+        </w:rPr>
+        <w:softHyphen/>
+      </w:r>
+      <w:r>
+        <w:rPr>
+          <w:color w:val="000000" w:themeColor="text1"/>
+          <w:sz w:val="22"/>
+          <w:u w:val="single"/>
+        </w:rPr>
+        <w:softHyphen/>
+      </w:r>
+      <w:r>
+        <w:rPr>
+          <w:color w:val="000000" w:themeColor="text1"/>
+          <w:sz w:val="22"/>
+          <w:u w:val="single"/>
+        </w:rPr>
+        <w:softHyphen/>
+      </w:r>
+      <w:r>
+        <w:rPr>
+          <w:color w:val="000000" w:themeColor="text1"/>
+          <w:sz w:val="22"/>
+          <w:u w:val="single"/>
         </w:rPr>
         <w:softHyphen/>
       </w:r>
@@ -153,119 +291,6 @@
           <w:color w:val="000000" w:themeColor="text1"/>
           <w:sz w:val="22"/>
         </w:rPr>
-        <w:softHyphen/>
-      </w:r>
-      <w:r>
-        <w:rPr>
-          <w:color w:val="000000" w:themeColor="text1"/>
-          <w:sz w:val="22"/>
-        </w:rPr>
-        <w:softHyphen/>
-      </w:r>
-      <w:r>
-        <w:rPr>
-          <w:color w:val="000000" w:themeColor="text1"/>
-          <w:sz w:val="22"/>
-        </w:rPr>
-        <w:softHyphen/>
-      </w:r>
-      <w:r>
-        <w:rPr>
-          <w:color w:val="000000" w:themeColor="text1"/>
-          <w:sz w:val="22"/>
-        </w:rPr>
-        <w:softHyphen/>
-      </w:r>
-      <w:r>
-        <w:rPr>
-          <w:color w:val="000000" w:themeColor="text1"/>
-          <w:sz w:val="22"/>
-        </w:rPr>
-        <w:softHyphen/>
-      </w:r>
-      <w:r>
-        <w:rPr>
-          <w:color w:val="000000" w:themeColor="text1"/>
-          <w:sz w:val="22"/>
-        </w:rPr>
-        <w:softHyphen/>
-      </w:r>
-      <w:r>
-        <w:rPr>
-          <w:color w:val="000000" w:themeColor="text1"/>
-          <w:sz w:val="22"/>
-        </w:rPr>
-        <w:softHyphen/>
-      </w:r>
-      <w:r>
-        <w:rPr>
-          <w:color w:val="000000" w:themeColor="text1"/>
-          <w:sz w:val="22"/>
-        </w:rPr>
-        <w:softHyphen/>
-      </w:r>
-      <w:r>
-        <w:rPr>
-          <w:color w:val="000000" w:themeColor="text1"/>
-          <w:sz w:val="22"/>
-        </w:rPr>
-        <w:softHyphen/>
-      </w:r>
-      <w:r>
-        <w:rPr>
-          <w:color w:val="000000" w:themeColor="text1"/>
-          <w:sz w:val="22"/>
-        </w:rPr>
-        <w:softHyphen/>
-      </w:r>
-      <w:r>
-        <w:rPr>
-          <w:color w:val="000000" w:themeColor="text1"/>
-          <w:sz w:val="22"/>
-        </w:rPr>
-        <w:softHyphen/>
-      </w:r>
-      <w:r>
-        <w:rPr>
-          <w:color w:val="000000" w:themeColor="text1"/>
-          <w:sz w:val="22"/>
-        </w:rPr>
-        <w:softHyphen/>
-      </w:r>
-      <w:r>
-        <w:rPr>
-          <w:color w:val="000000" w:themeColor="text1"/>
-          <w:sz w:val="22"/>
-        </w:rPr>
-        <w:softHyphen/>
-      </w:r>
-      <w:r>
-        <w:rPr>
-          <w:color w:val="000000" w:themeColor="text1"/>
-          <w:sz w:val="22"/>
-        </w:rPr>
-        <w:softHyphen/>
-      </w:r>
-      <w:r>
-        <w:rPr>
-          <w:color w:val="000000" w:themeColor="text1"/>
-          <w:sz w:val="22"/>
-        </w:rPr>
-        <w:softHyphen/>
-      </w:r>
-      <w:r>
-        <w:rPr>
-          <w:color w:val="000000" w:themeColor="text1"/>
-          <w:sz w:val="22"/>
-        </w:rPr>
-        <w:softHyphen/>
-      </w:r>
-      <w:r>
-        <w:rPr>
-          <w:color w:val="000000" w:themeColor="text1"/>
-          <w:sz w:val="22"/>
-        </w:rPr>
-        <w:softHyphen/>
         <w:t>________________________________________________</w:t>
       </w:r>
       <w:r>
@@ -364,6 +389,7 @@
           <w:color w:val="000000" w:themeColor="text1"/>
           <w:sz w:val="22"/>
           <w:u w:val="single"/>
+          <w:lang w:val="en-US"/>
         </w:rPr>
         <w:t>2</w:t>
       </w:r>
@@ -579,7 +605,22 @@
           <w:color w:val="000000" w:themeColor="text1"/>
           <w:sz w:val="22"/>
         </w:rPr>
-        <w:t>2023 год</w:t>
+        <w:t>202</w:t>
+      </w:r>
+      <w:r>
+        <w:rPr>
+          <w:color w:val="000000" w:themeColor="text1"/>
+          <w:sz w:val="22"/>
+          <w:lang w:val="en-US"/>
+        </w:rPr>
+        <w:t>3</w:t>
+      </w:r>
+      <w:r>
+        <w:rPr>
+          <w:color w:val="000000" w:themeColor="text1"/>
+          <w:sz w:val="22"/>
+        </w:rPr>
+        <w:t xml:space="preserve"> год</w:t>
       </w:r>
     </w:p>
     <w:p>
@@ -2070,7 +2111,16 @@
         </w:tabs>
       </w:pPr>
       <w:r>
-        <w:t>Высота CD перпендикулярна стороне AB. По условию перпендикулярности двух прямых</w:t>
+        <w:t>Высота C</w:t>
+      </w:r>
+      <w:r>
+        <w:rPr>
+          <w:lang w:val="en-US"/>
+        </w:rPr>
+        <w:t>H</w:t>
+      </w:r>
+      <w:r>
+        <w:t xml:space="preserve"> перпендикулярна стороне AB. По условию перпендикулярности двух прямых</w:t>
       </w:r>
     </w:p>
     <w:p>
@@ -2104,7 +2154,13 @@
                 <w:rPr>
                   <w:rFonts w:ascii="Cambria Math" w:hAnsi="Cambria Math"/>
                 </w:rPr>
-                <m:t>CD</m:t>
+                <m:t>C</m:t>
+              </m:r>
+              <m:r>
+                <w:rPr>
+                  <w:rFonts w:ascii="Cambria Math" w:hAnsi="Cambria Math"/>
+                </w:rPr>
+                <m:t>H</m:t>
               </m:r>
             </m:e>
           </m:d>
@@ -2195,7 +2251,16 @@
         </w:tabs>
       </w:pPr>
       <w:r>
-        <w:t>Составим уравнение высоты CD по известной точке и угловому коэффициенту:</w:t>
+        <w:t>Составим уравнение высоты C</w:t>
+      </w:r>
+      <w:r>
+        <w:rPr>
+          <w:lang w:val="en-US"/>
+        </w:rPr>
+        <w:t>H</w:t>
+      </w:r>
+      <w:r>
+        <w:t xml:space="preserve"> по известной точке и угловому коэффициенту:</w:t>
       </w:r>
     </w:p>
     <w:p>
@@ -18524,13 +18589,7 @@
         </w:tabs>
       </w:pPr>
       <w:r>
-        <w:t xml:space="preserve">Задача №4. Исследовать </w:t>
-      </w:r>
-      <w:r>
-        <w:t>функцию и</w:t>
-      </w:r>
-      <w:r>
-        <w:t xml:space="preserve"> построить график.</w:t>
+        <w:t>Задача №4. Исследовать функцию и построить график.</w:t>
       </w:r>
       <w:r>
         <w:rPr>
@@ -18556,10 +18615,10 @@
             <v:path o:extrusionok="f" gradientshapeok="t" o:connecttype="rect"/>
             <o:lock v:ext="edit" aspectratio="t"/>
           </v:shapetype>
-          <v:shape id="_x0000_i1036" type="#_x0000_t75" style="width:9pt;height:17.25pt" o:ole="">
+          <v:shape id="_x0000_i1025" type="#_x0000_t75" style="width:8.75pt;height:17.55pt" o:ole="">
             <v:imagedata r:id="rId10" o:title=""/>
           </v:shape>
-          <o:OLEObject Type="Embed" ProgID="Equation.3" ShapeID="_x0000_i1036" DrawAspect="Content" ObjectID="_1774853408" r:id="rId11"/>
+          <o:OLEObject Type="Embed" ProgID="Equation.3" ShapeID="_x0000_i1025" DrawAspect="Content" ObjectID="_1840991406" r:id="rId11"/>
         </w:object>
       </w:r>
     </w:p>
@@ -18756,6 +18815,7 @@
       <w:r>
         <w:rPr>
           <w:b/>
+          <w:noProof/>
           <w:lang w:val="en-US"/>
         </w:rPr>
         <w:drawing>
@@ -18807,6 +18867,7 @@
       <w:r>
         <w:rPr>
           <w:b/>
+          <w:noProof/>
         </w:rPr>
         <w:lastRenderedPageBreak/>
         <w:drawing>
@@ -18858,6 +18919,7 @@
       <w:r>
         <w:rPr>
           <w:b/>
+          <w:noProof/>
         </w:rPr>
         <w:drawing>
           <wp:inline distT="0" distB="0" distL="0" distR="0" wp14:anchorId="63B5C9B2" wp14:editId="640A4C9F">
@@ -18908,6 +18970,7 @@
       <w:r>
         <w:rPr>
           <w:b/>
+          <w:noProof/>
           <w:lang w:val="en-US"/>
         </w:rPr>
         <w:lastRenderedPageBreak/>
@@ -19011,6 +19074,7 @@
       <w:r>
         <w:rPr>
           <w:b/>
+          <w:noProof/>
           <w:lang w:val="en-US"/>
         </w:rPr>
         <w:lastRenderedPageBreak/>
